--- a/Manuals/08_French/07_Set_Ecosystem_Tutorial.docx
+++ b/Manuals/08_French/07_Set_Ecosystem_Tutorial.docx
@@ -897,7 +897,7 @@
         <w:pStyle w:val="ListBullet"/>
       </w:pPr>
       <w:r>
-        <w:t>Commencez par les baselines 01–05, BUY/SELL séparés.</w:t>
+        <w:t>Naviguez par classe et actif : chaque actif porte les 11 types de systeme (01_SLTP a 11_SIGNAL_ONLY), un set par sens (BUY/SELL ; BOTH pour le grid unifie) et deux variantes d'entree — MULTI met en concurrence les indicateurs 0–10 sur un seul axe, ICHIMOKU a son propre fichier.</w:t>
       </w:r>
     </w:p>
     <w:p>
@@ -905,7 +905,7 @@
         <w:pStyle w:val="ListBullet"/>
       </w:pPr>
       <w:r>
-        <w:t>06 sert à la recherche mono-axe.</w:t>
+        <w:t>La phase 1 est la decouverte de regions : lancez le genetique sur le set tel quel — groupe d'entree complet (indicateur, methode, timeframe, applied price, periodes), sorties du systeme et interrupteurs de filtres, tout a la fois.</w:t>
       </w:r>
     </w:p>
     <w:p>
@@ -913,7 +913,7 @@
         <w:pStyle w:val="ListBullet"/>
       </w:pPr>
       <w:r>
-        <w:t>07 entrée, 08 filtres, 09 risque, 10 sorties.</w:t>
+        <w:t>Des les tours suivants, verrouillez (Y→N) les inputs « d'ecriture » — enums et booleens — decides par la phase precedente et ne laissez ouverts que les numeriques ; le reglage d'un filtre n'entre que si son interrupteur a survecu active.</w:t>
       </w:r>
     </w:p>
     <w:p>
@@ -921,7 +921,7 @@
         <w:pStyle w:val="ListBullet"/>
       </w:pPr>
       <w:r>
-        <w:t>Exécutez IS, OOS et forward démo chronologiques.</w:t>
+        <w:t>Le filtre ATR d'entree (EntradaATR) n'existe que dans les systemes grid ; partout ailleurs il reste desactive par construction.</w:t>
       </w:r>
     </w:p>
     <w:p>
@@ -929,7 +929,7 @@
         <w:pStyle w:val="ListBullet"/>
       </w:pPr>
       <w:r>
-        <w:t>Contrôlez Status, RelativePath et SHA256.</w:t>
+        <w:t>Validez le gagnant sur ticks reels : la divergence face a l'OHLC et la retention out-of-sample decident, jamais le profit in-sample.</w:t>
       </w:r>
     </w:p>
     <w:p>
@@ -937,7 +937,7 @@
         <w:pStyle w:val="ListBullet"/>
       </w:pPr>
       <w:r>
-        <w:t>Seul USE explicite autorise l'environnement défini.</w:t>
+        <w:t>Apres le tick reel, passez le dimensionnement en Percentage et relancez : ne promouvez que si cela passe aussi — et c'est dans ce mode que le set doit operer.</w:t>
       </w:r>
     </w:p>
     <w:p>
